--- a/backend/data/corpus/DOC-20260608-299.docx
+++ b/backend/data/corpus/DOC-20260608-299.docx
@@ -367,23 +367,7 @@
         <w:rPr>
           <w:sz w:val="21"/>
         </w:rPr>
-        <w:t>&gt; Referral patterns into this clinic have changed, and the surgical workup list is a bigger share than it was.</w:t>
-      </w:r>
-    </w:p>
-    <w:p>
-      <w:r>
-        <w:rPr>
-          <w:sz w:val="21"/>
-        </w:rPr>
-        <w:t>&gt; The new-patient backlog keeps slipping since the summer, which shapes how much time there is for anything else.</w:t>
-      </w:r>
-    </w:p>
-    <w:p>
-      <w:r>
-        <w:rPr>
-          <w:sz w:val="21"/>
-        </w:rPr>
-        <w:t>&gt; Asked whether I would be at the meeting later this year.</w:t>
+        <w:t>&gt; Stopped by by the scheduling desk for a compressed conversation.</w:t>
       </w:r>
     </w:p>
     <w:p>
@@ -399,7 +383,23 @@
         <w:rPr>
           <w:sz w:val="21"/>
         </w:rPr>
-        <w:t>&gt; Agreed to reconnect at a follow-up appointment; no product discussion.</w:t>
+        <w:t>&gt; Titration habits came up in general terms; no specifics were discussed and none were offered.</w:t>
+      </w:r>
+    </w:p>
+    <w:p>
+      <w:r>
+        <w:rPr>
+          <w:sz w:val="21"/>
+        </w:rPr>
+        <w:t>&gt; Formulary questions remains the slowest step, which came up as a general frustration.</w:t>
+      </w:r>
+    </w:p>
+    <w:p>
+      <w:r>
+        <w:rPr>
+          <w:sz w:val="21"/>
+        </w:rPr>
+        <w:t>&gt; The composition of long-standing patients has shifted over the last year or two.</w:t>
       </w:r>
     </w:p>
     <w:p>
@@ -423,15 +423,7 @@
         <w:rPr>
           <w:sz w:val="21"/>
         </w:rPr>
-        <w:t>&gt; A brief visit in the workroom; the schedule was tight.</w:t>
-      </w:r>
-    </w:p>
-    <w:p>
-      <w:r>
-        <w:rPr>
-          <w:sz w:val="21"/>
-        </w:rPr>
-        <w:t>&gt; Described how the older half of the panel is triaged now compared with before.</w:t>
+        <w:t>&gt; Caught an unexpectedly long window between clinic blocks between patients.</w:t>
       </w:r>
     </w:p>
     <w:p>
@@ -440,6 +432,22 @@
           <w:sz w:val="21"/>
         </w:rPr>
         <w:t>&gt; Referral patterns into this clinic have changed, and long-standing patients is a bigger share than it was.</w:t>
+      </w:r>
+    </w:p>
+    <w:p>
+      <w:r>
+        <w:rPr>
+          <w:sz w:val="21"/>
+        </w:rPr>
+        <w:t>&gt; The travel schedule this year came up, and little else.</w:t>
+      </w:r>
+    </w:p>
+    <w:p>
+      <w:r>
+        <w:rPr>
+          <w:sz w:val="21"/>
+        </w:rPr>
+        <w:t>&gt; Noted that coverage paperwork remains the slowest step and that this is not specific to any one product.</w:t>
       </w:r>
     </w:p>
     <w:p>
@@ -471,15 +479,7 @@
         <w:rPr>
           <w:sz w:val="21"/>
         </w:rPr>
-        <w:t>&gt; Stopped by outside the EEG suite for a compressed conversation.</w:t>
-      </w:r>
-    </w:p>
-    <w:p>
-      <w:r>
-        <w:rPr>
-          <w:sz w:val="21"/>
-        </w:rPr>
-        <w:t>&gt; Talked through newly referred patients in general terms, without any specific case.</w:t>
+        <w:t>&gt; A rushed visit by the scheduling desk; the schedule was tight.</w:t>
       </w:r>
     </w:p>
     <w:p>
@@ -488,14 +488,6 @@
           <w:sz w:val="21"/>
         </w:rPr>
         <w:t>&gt; Raised, without any prompting, a 17-year-old whose regimen is clearly failing while the approved options are exhausted.</w:t>
-      </w:r>
-    </w:p>
-    <w:p>
-      <w:r>
-        <w:rPr>
-          <w:sz w:val="21"/>
-        </w:rPr>
-        <w:t>&gt; Benefit checks is handled by one person here, which came up as a general frustration.</w:t>
       </w:r>
     </w:p>
     <w:p>
@@ -527,7 +519,23 @@
         <w:rPr>
           <w:sz w:val="21"/>
         </w:rPr>
-        <w:t>&gt; Noted that benefit checks varies by payer and that this is not specific to any one product.</w:t>
+        <w:t>&gt; An unhurried meeting in the workroom, first one this quarter.</w:t>
+      </w:r>
+    </w:p>
+    <w:p>
+      <w:r>
+        <w:rPr>
+          <w:sz w:val="21"/>
+        </w:rPr>
+        <w:t>&gt; Referral patterns into this clinic have changed, and long-standing patients is a bigger share than it was.</w:t>
+      </w:r>
+    </w:p>
+    <w:p>
+      <w:r>
+        <w:rPr>
+          <w:sz w:val="21"/>
+        </w:rPr>
+        <w:t>&gt; Described a preference for slower titration in general, unrelated to any particular patient.</w:t>
       </w:r>
     </w:p>
     <w:p>
@@ -543,23 +551,7 @@
         <w:rPr>
           <w:sz w:val="21"/>
         </w:rPr>
-        <w:t>&gt; Mentioned a session summary from a colleague but did not raise any specific finding.</w:t>
-      </w:r>
-    </w:p>
-    <w:p>
-      <w:r>
-        <w:rPr>
-          <w:sz w:val="21"/>
-        </w:rPr>
-        <w:t>&gt; Asked whether I would be at the meeting later this year.</w:t>
-      </w:r>
-    </w:p>
-    <w:p>
-      <w:r>
-        <w:rPr>
-          <w:sz w:val="21"/>
-        </w:rPr>
-        <w:t>&gt; Spent some time on the older half of the panel and how workup decisions get sequenced.</w:t>
+        <w:t>&gt; Benefit verification is the step that most often delays a start here.</w:t>
       </w:r>
     </w:p>
     <w:p>
@@ -583,7 +575,23 @@
         <w:rPr>
           <w:sz w:val="21"/>
         </w:rPr>
-        <w:t>&gt; A fragmented meeting in the shared office, first one this quarter.</w:t>
+        <w:t>&gt; A clipped meeting between clinic blocks, first one this quarter.</w:t>
+      </w:r>
+    </w:p>
+    <w:p>
+      <w:r>
+        <w:rPr>
+          <w:sz w:val="21"/>
+        </w:rPr>
+        <w:t>&gt; The phone triage line has not settled, and that took up the first part of the conversation.</w:t>
+      </w:r>
+    </w:p>
+    <w:p>
+      <w:r>
+        <w:rPr>
+          <w:sz w:val="21"/>
+        </w:rPr>
+        <w:t>&gt; The travel schedule this year came up, and little else.</w:t>
       </w:r>
     </w:p>
     <w:p>
@@ -592,14 +600,6 @@
           <w:sz w:val="21"/>
         </w:rPr>
         <w:t>&gt; The main hesitation is drug-drug interactions on top of already long medication lists in patients over 65.</w:t>
-      </w:r>
-    </w:p>
-    <w:p>
-      <w:r>
-        <w:rPr>
-          <w:sz w:val="21"/>
-        </w:rPr>
-        <w:t>&gt; Compared notes on which sessions were worth the time.</w:t>
       </w:r>
     </w:p>
     <w:p>
@@ -623,7 +623,7 @@
         <w:rPr>
           <w:sz w:val="21"/>
         </w:rPr>
-        <w:t>&gt; An unhurried visit between clinic blocks; teh schedule was tight.</w:t>
+        <w:t>&gt; Compared notes on which sessions were worth the time.</w:t>
       </w:r>
     </w:p>
     <w:p>
@@ -631,15 +631,7 @@
         <w:rPr>
           <w:sz w:val="21"/>
         </w:rPr>
-        <w:t>&gt; The practice lost a front-desk coordinator and has not backfilled, so teh new-patient backlog has stretched out.</w:t>
-      </w:r>
-    </w:p>
-    <w:p>
-      <w:r>
-        <w:rPr>
-          <w:sz w:val="21"/>
-        </w:rPr>
-        <w:t>&gt; Closed there — nothing that needed follow-up.</w:t>
+        <w:t>&gt; Referenced a session summary from a colleague in passing.</w:t>
       </w:r>
     </w:p>
     <w:p>
@@ -671,31 +663,7 @@
         <w:rPr>
           <w:sz w:val="21"/>
         </w:rPr>
-        <w:t>&gt; A rushed conversation at the nurses' station, mostly logistics.</w:t>
-      </w:r>
-    </w:p>
-    <w:p>
-      <w:r>
-        <w:rPr>
-          <w:sz w:val="21"/>
-        </w:rPr>
-        <w:t>&gt; Agreed to reconnect at a follow-up appointment; nothing actionable this visit.</w:t>
-      </w:r>
-    </w:p>
-    <w:p>
-      <w:r>
-        <w:rPr>
-          <w:sz w:val="21"/>
-        </w:rPr>
-        <w:t>&gt; Described a preference for slower titration in general, unrelated to any particular patient.</w:t>
-      </w:r>
-    </w:p>
-    <w:p>
-      <w:r>
-        <w:rPr>
-          <w:sz w:val="21"/>
-        </w:rPr>
-        <w:t>&gt; Formulary questions takes longer than the clinical decision, which came up as a general frustration.</w:t>
+        <w:t>&gt; A full conversation in the corridor, mostly logistics.</w:t>
       </w:r>
     </w:p>
     <w:p>
@@ -704,6 +672,14 @@
           <w:sz w:val="21"/>
         </w:rPr>
         <w:t>&gt; Flagged the wait-until-18 pattern, called an uncomfortable way to practice.</w:t>
+      </w:r>
+    </w:p>
+    <w:p>
+      <w:r>
+        <w:rPr>
+          <w:sz w:val="21"/>
+        </w:rPr>
+        <w:t>&gt; The patient portal went live without much warning, and that took up the first part of the conversation.</w:t>
       </w:r>
     </w:p>
     <w:p>
